--- a/racheal_cv/detailed_versions/racheal_nabukeera.docx
+++ b/racheal_cv/detailed_versions/racheal_nabukeera.docx
@@ -3100,7 +3100,7 @@
           <w:color w:val="25313D"/>
           <w:sz w:val="19"/>
         </w:rPr>
-        <w:t>Dr. Katumba Peter - Paediatrician, Managing Director, The Royal Children's Medical Centre Ltd. Email: peterkatumba@gmail.com.</w:t>
+        <w:t>Dr. Katumba Peter - Paediatrician, Managing Director, The Royal Children's Medical Centre Ltd. Email: peterkatumba@gmail.com. Mobile: +256 772 452561.</w:t>
       </w:r>
     </w:p>
     <w:p>
